--- a/Guide-Participant/Guide-Participant-Agents-M365.docx
+++ b/Guide-Participant/Guide-Participant-Agents-M365.docx
@@ -42,21 +42,8 @@
           <w:szCs w:val="28"/>
           <w:lang w:val="fr-CA"/>
         </w:rPr>
-        <w:t xml:space="preserve">Créer des agents dans Microsoft 365 </w:t>
-      </w:r>
-      <w:proofErr w:type="spellStart"/>
-      <w:r>
-        <w:rPr>
-          <w:b/>
-          <w:bCs/>
-          <w:color w:val="001125"/>
-          <w:sz w:val="28"/>
-          <w:szCs w:val="28"/>
-          <w:lang w:val="fr-CA"/>
-        </w:rPr>
-        <w:t>Copilot</w:t>
-      </w:r>
-      <w:proofErr w:type="spellEnd"/>
+        <w:t>Créer des agents dans Microsoft 365 Copilot</w:t>
+      </w:r>
     </w:p>
     <w:p>
       <w:pPr>
@@ -78,6 +65,15 @@
         </w:rPr>
         <w:t>Formation interactive — 120 minutes</w:t>
       </w:r>
+      <w:r>
+        <w:rPr>
+          <w:i/>
+          <w:iCs/>
+          <w:color w:val="3F4A5A"/>
+          <w:lang w:val="fr-CA"/>
+        </w:rPr>
+        <w:t xml:space="preserve"> </w:t>
+      </w:r>
     </w:p>
     <w:p>
       <w:pPr>
@@ -193,18 +189,8 @@
           <w:bCs/>
           <w:color w:val="222222"/>
         </w:rPr>
-        <w:t xml:space="preserve">Comment </w:t>
-      </w:r>
-      <w:proofErr w:type="spellStart"/>
-      <w:r>
-        <w:rPr>
-          <w:b/>
-          <w:bCs/>
-          <w:color w:val="222222"/>
-        </w:rPr>
-        <w:t>l'utiliser</w:t>
-      </w:r>
-      <w:proofErr w:type="spellEnd"/>
+        <w:t>Comment l'utiliser</w:t>
+      </w:r>
       <w:r>
         <w:rPr>
           <w:color w:val="222222"/>
@@ -288,7 +274,6 @@
         <w:pStyle w:val="Heading2"/>
         <w:spacing w:before="280" w:after="140"/>
       </w:pPr>
-      <w:proofErr w:type="spellStart"/>
       <w:r>
         <w:rPr>
           <w:b/>
@@ -299,7 +284,6 @@
         </w:rPr>
         <w:t>Sommaire</w:t>
       </w:r>
-      <w:proofErr w:type="spellEnd"/>
     </w:p>
     <w:p>
       <w:pPr>
@@ -310,19 +294,11 @@
         </w:numPr>
         <w:spacing w:after="80" w:line="280" w:lineRule="auto"/>
       </w:pPr>
-      <w:proofErr w:type="spellStart"/>
-      <w:r>
-        <w:rPr>
-          <w:color w:val="222222"/>
-        </w:rPr>
-        <w:t>Comprendre</w:t>
-      </w:r>
-      <w:proofErr w:type="spellEnd"/>
-      <w:r>
-        <w:rPr>
-          <w:color w:val="222222"/>
-        </w:rPr>
-        <w:t xml:space="preserve"> les agents M365 Copilot</w:t>
+      <w:r>
+        <w:rPr>
+          <w:color w:val="222222"/>
+        </w:rPr>
+        <w:t>Comprendre les agents M365 Copilot</w:t>
       </w:r>
     </w:p>
     <w:p>
@@ -338,21 +314,7 @@
         <w:rPr>
           <w:color w:val="222222"/>
         </w:rPr>
-        <w:t xml:space="preserve">La </w:t>
-      </w:r>
-      <w:proofErr w:type="spellStart"/>
-      <w:r>
-        <w:rPr>
-          <w:color w:val="222222"/>
-        </w:rPr>
-        <w:t>méthode</w:t>
-      </w:r>
-      <w:proofErr w:type="spellEnd"/>
-      <w:r>
-        <w:rPr>
-          <w:color w:val="222222"/>
-        </w:rPr>
-        <w:t xml:space="preserve"> OSCAR</w:t>
+        <w:t>La méthode OSCAR</w:t>
       </w:r>
     </w:p>
     <w:p>
@@ -396,19 +358,11 @@
         </w:numPr>
         <w:spacing w:after="80" w:line="280" w:lineRule="auto"/>
       </w:pPr>
-      <w:proofErr w:type="spellStart"/>
-      <w:r>
-        <w:rPr>
-          <w:color w:val="222222"/>
-        </w:rPr>
-        <w:t>Gouvernance</w:t>
-      </w:r>
-      <w:proofErr w:type="spellEnd"/>
-      <w:r>
-        <w:rPr>
-          <w:color w:val="222222"/>
-        </w:rPr>
-        <w:t>, sécurité, ROI</w:t>
+      <w:r>
+        <w:rPr>
+          <w:color w:val="222222"/>
+        </w:rPr>
+        <w:t>Gouvernance, sécurité, ROI</w:t>
       </w:r>
     </w:p>
     <w:p>
@@ -420,28 +374,12 @@
         </w:numPr>
         <w:spacing w:after="80" w:line="280" w:lineRule="auto"/>
       </w:pPr>
-      <w:proofErr w:type="spellStart"/>
-      <w:r>
-        <w:rPr>
-          <w:color w:val="222222"/>
-        </w:rPr>
-        <w:t>Gabarit</w:t>
-      </w:r>
-      <w:proofErr w:type="spellEnd"/>
-      <w:r>
-        <w:rPr>
-          <w:color w:val="222222"/>
-        </w:rPr>
-        <w:t xml:space="preserve"> OSCAR </w:t>
-      </w:r>
-      <w:proofErr w:type="spellStart"/>
-      <w:r>
-        <w:rPr>
-          <w:color w:val="222222"/>
-        </w:rPr>
-        <w:t>imprimable</w:t>
-      </w:r>
-      <w:proofErr w:type="spellEnd"/>
+      <w:r>
+        <w:rPr>
+          <w:color w:val="222222"/>
+        </w:rPr>
+        <w:t>Gabarit OSCAR imprimable</w:t>
+      </w:r>
     </w:p>
     <w:p>
       <w:pPr>
@@ -452,14 +390,12 @@
         </w:numPr>
         <w:spacing w:after="80" w:line="280" w:lineRule="auto"/>
       </w:pPr>
-      <w:proofErr w:type="spellStart"/>
       <w:r>
         <w:rPr>
           <w:color w:val="222222"/>
         </w:rPr>
         <w:t>Glossaire</w:t>
       </w:r>
-      <w:proofErr w:type="spellEnd"/>
     </w:p>
     <w:p>
       <w:pPr>
@@ -498,29 +434,7 @@
           <w:sz w:val="28"/>
           <w:szCs w:val="28"/>
         </w:rPr>
-        <w:t xml:space="preserve">1. </w:t>
-      </w:r>
-      <w:proofErr w:type="spellStart"/>
-      <w:r>
-        <w:rPr>
-          <w:b/>
-          <w:bCs/>
-          <w:color w:val="001125"/>
-          <w:sz w:val="28"/>
-          <w:szCs w:val="28"/>
-        </w:rPr>
-        <w:t>Comprendre</w:t>
-      </w:r>
-      <w:proofErr w:type="spellEnd"/>
-      <w:r>
-        <w:rPr>
-          <w:b/>
-          <w:bCs/>
-          <w:color w:val="001125"/>
-          <w:sz w:val="28"/>
-          <w:szCs w:val="28"/>
-        </w:rPr>
-        <w:t xml:space="preserve"> les agents M365 Copilot</w:t>
+        <w:t>1. Comprendre les agents M365 Copilot</w:t>
       </w:r>
     </w:p>
     <w:p>
@@ -534,43 +448,7 @@
           <w:bCs/>
           <w:color w:val="0373F5"/>
         </w:rPr>
-        <w:t xml:space="preserve">1.1 </w:t>
-      </w:r>
-      <w:proofErr w:type="spellStart"/>
-      <w:r>
-        <w:rPr>
-          <w:b/>
-          <w:bCs/>
-          <w:color w:val="0373F5"/>
-        </w:rPr>
-        <w:t>Qu'est-ce</w:t>
-      </w:r>
-      <w:proofErr w:type="spellEnd"/>
-      <w:r>
-        <w:rPr>
-          <w:b/>
-          <w:bCs/>
-          <w:color w:val="0373F5"/>
-        </w:rPr>
-        <w:t xml:space="preserve"> </w:t>
-      </w:r>
-      <w:proofErr w:type="spellStart"/>
-      <w:r>
-        <w:rPr>
-          <w:b/>
-          <w:bCs/>
-          <w:color w:val="0373F5"/>
-        </w:rPr>
-        <w:t>qu'un</w:t>
-      </w:r>
-      <w:proofErr w:type="spellEnd"/>
-      <w:r>
-        <w:rPr>
-          <w:b/>
-          <w:bCs/>
-          <w:color w:val="0373F5"/>
-        </w:rPr>
-        <w:t xml:space="preserve"> agent ?</w:t>
+        <w:t>1.1 Qu'est-ce qu'un agent ?</w:t>
       </w:r>
     </w:p>
     <w:p>
@@ -598,65 +476,13 @@
           <w:color w:val="222222"/>
           <w:lang w:val="fr-CA"/>
         </w:rPr>
-        <w:t xml:space="preserve"> est un </w:t>
-      </w:r>
-      <w:proofErr w:type="spellStart"/>
-      <w:r>
-        <w:rPr>
-          <w:color w:val="222222"/>
-          <w:lang w:val="fr-CA"/>
-        </w:rPr>
-        <w:t>Copilot</w:t>
-      </w:r>
-      <w:proofErr w:type="spellEnd"/>
-      <w:r>
-        <w:rPr>
-          <w:color w:val="222222"/>
-          <w:lang w:val="fr-CA"/>
-        </w:rPr>
-        <w:t xml:space="preserve"> spécialisé que vous configurez pour un usage précis. </w:t>
-      </w:r>
-      <w:proofErr w:type="spellStart"/>
-      <w:r>
-        <w:rPr>
-          <w:color w:val="222222"/>
-        </w:rPr>
-        <w:t>Là</w:t>
-      </w:r>
-      <w:proofErr w:type="spellEnd"/>
-      <w:r>
-        <w:rPr>
-          <w:color w:val="222222"/>
-        </w:rPr>
-        <w:t xml:space="preserve"> </w:t>
-      </w:r>
-      <w:proofErr w:type="spellStart"/>
-      <w:r>
-        <w:rPr>
-          <w:color w:val="222222"/>
-        </w:rPr>
-        <w:t>où</w:t>
-      </w:r>
-      <w:proofErr w:type="spellEnd"/>
-      <w:r>
-        <w:rPr>
-          <w:color w:val="222222"/>
-        </w:rPr>
-        <w:t xml:space="preserve"> Copilot Chat </w:t>
-      </w:r>
-      <w:proofErr w:type="spellStart"/>
-      <w:r>
-        <w:rPr>
-          <w:color w:val="222222"/>
-        </w:rPr>
-        <w:t>répond</w:t>
-      </w:r>
-      <w:proofErr w:type="spellEnd"/>
-      <w:r>
-        <w:rPr>
-          <w:color w:val="222222"/>
-        </w:rPr>
-        <w:t xml:space="preserve"> à tout, un agent :</w:t>
+        <w:t xml:space="preserve"> est un Copilot spécialisé que vous configurez pour un usage précis. </w:t>
+      </w:r>
+      <w:r>
+        <w:rPr>
+          <w:color w:val="222222"/>
+        </w:rPr>
+        <w:t>Là où Copilot Chat répond à tout, un agent :</w:t>
       </w:r>
     </w:p>
     <w:p>
@@ -816,23 +642,7 @@
           <w:color w:val="222222"/>
           <w:lang w:val="fr-CA"/>
         </w:rPr>
-        <w:t xml:space="preserve">En une image : </w:t>
-      </w:r>
-      <w:proofErr w:type="spellStart"/>
-      <w:r>
-        <w:rPr>
-          <w:color w:val="222222"/>
-          <w:lang w:val="fr-CA"/>
-        </w:rPr>
-        <w:t>Copilot</w:t>
-      </w:r>
-      <w:proofErr w:type="spellEnd"/>
-      <w:r>
-        <w:rPr>
-          <w:color w:val="222222"/>
-          <w:lang w:val="fr-CA"/>
-        </w:rPr>
-        <w:t xml:space="preserve"> Chat est un assistant généraliste, un agent est un assistant spécialisé.</w:t>
+        <w:t>En une image : Copilot Chat est un assistant généraliste, un agent est un assistant spécialisé.</w:t>
       </w:r>
     </w:p>
     <w:p>
@@ -846,36 +656,8 @@
           <w:bCs/>
           <w:color w:val="0373F5"/>
         </w:rPr>
-        <w:t xml:space="preserve">1.2 Les trois </w:t>
-      </w:r>
-      <w:proofErr w:type="spellStart"/>
-      <w:r>
-        <w:rPr>
-          <w:b/>
-          <w:bCs/>
-          <w:color w:val="0373F5"/>
-        </w:rPr>
-        <w:t>familles</w:t>
-      </w:r>
-      <w:proofErr w:type="spellEnd"/>
-      <w:r>
-        <w:rPr>
-          <w:b/>
-          <w:bCs/>
-          <w:color w:val="0373F5"/>
-        </w:rPr>
-        <w:t xml:space="preserve"> </w:t>
-      </w:r>
-      <w:proofErr w:type="spellStart"/>
-      <w:r>
-        <w:rPr>
-          <w:b/>
-          <w:bCs/>
-          <w:color w:val="0373F5"/>
-        </w:rPr>
-        <w:t>d'agents</w:t>
-      </w:r>
-      <w:proofErr w:type="spellEnd"/>
+        <w:t>1.2 Les trois familles d'agents</w:t>
+      </w:r>
     </w:p>
     <w:tbl>
       <w:tblPr>
@@ -901,12 +683,6 @@
         <w:gridCol w:w="2250"/>
       </w:tblGrid>
       <w:tr>
-        <w:tblPrEx>
-          <w:tblCellMar>
-            <w:top w:w="0" w:type="dxa"/>
-            <w:bottom w:w="0" w:type="dxa"/>
-          </w:tblCellMar>
-        </w:tblPrEx>
         <w:trPr>
           <w:tblHeader/>
         </w:trPr>
@@ -952,7 +728,6 @@
             <w:pPr>
               <w:spacing w:before="60" w:after="60"/>
             </w:pPr>
-            <w:proofErr w:type="spellStart"/>
             <w:r>
               <w:rPr>
                 <w:b/>
@@ -963,7 +738,6 @@
               </w:rPr>
               <w:t>Outil</w:t>
             </w:r>
-            <w:proofErr w:type="spellEnd"/>
           </w:p>
         </w:tc>
         <w:tc>
@@ -981,7 +755,6 @@
             <w:pPr>
               <w:spacing w:before="60" w:after="60"/>
             </w:pPr>
-            <w:proofErr w:type="spellStart"/>
             <w:r>
               <w:rPr>
                 <w:b/>
@@ -990,9 +763,25 @@
                 <w:sz w:val="20"/>
                 <w:szCs w:val="20"/>
               </w:rPr>
-              <w:t>Idéal</w:t>
-            </w:r>
-            <w:proofErr w:type="spellEnd"/>
+              <w:t>Idéal pour</w:t>
+            </w:r>
+          </w:p>
+        </w:tc>
+        <w:tc>
+          <w:tcPr>
+            <w:tcW w:w="2250" w:type="dxa"/>
+            <w:shd w:val="clear" w:color="auto" w:fill="001125"/>
+            <w:tcMar>
+              <w:top w:w="80" w:type="dxa"/>
+              <w:left w:w="120" w:type="dxa"/>
+              <w:bottom w:w="80" w:type="dxa"/>
+              <w:right w:w="120" w:type="dxa"/>
+            </w:tcMar>
+          </w:tcPr>
+          <w:p>
+            <w:pPr>
+              <w:spacing w:before="60" w:after="60"/>
+            </w:pPr>
             <w:r>
               <w:rPr>
                 <w:b/>
@@ -1001,69 +790,12 @@
                 <w:sz w:val="20"/>
                 <w:szCs w:val="20"/>
               </w:rPr>
-              <w:t xml:space="preserve"> pour</w:t>
-            </w:r>
-          </w:p>
-        </w:tc>
-        <w:tc>
-          <w:tcPr>
-            <w:tcW w:w="2250" w:type="dxa"/>
-            <w:shd w:val="clear" w:color="auto" w:fill="001125"/>
-            <w:tcMar>
-              <w:top w:w="80" w:type="dxa"/>
-              <w:left w:w="120" w:type="dxa"/>
-              <w:bottom w:w="80" w:type="dxa"/>
-              <w:right w:w="120" w:type="dxa"/>
-            </w:tcMar>
-          </w:tcPr>
-          <w:p>
-            <w:pPr>
-              <w:spacing w:before="60" w:after="60"/>
-            </w:pPr>
-            <w:proofErr w:type="spellStart"/>
-            <w:r>
-              <w:rPr>
-                <w:b/>
-                <w:bCs/>
-                <w:color w:val="FFFFFF"/>
-                <w:sz w:val="20"/>
-                <w:szCs w:val="20"/>
-              </w:rPr>
-              <w:t>Compétences</w:t>
-            </w:r>
-            <w:proofErr w:type="spellEnd"/>
-            <w:r>
-              <w:rPr>
-                <w:b/>
-                <w:bCs/>
-                <w:color w:val="FFFFFF"/>
-                <w:sz w:val="20"/>
-                <w:szCs w:val="20"/>
-              </w:rPr>
-              <w:t xml:space="preserve"> </w:t>
-            </w:r>
-            <w:proofErr w:type="spellStart"/>
-            <w:r>
-              <w:rPr>
-                <w:b/>
-                <w:bCs/>
-                <w:color w:val="FFFFFF"/>
-                <w:sz w:val="20"/>
-                <w:szCs w:val="20"/>
-              </w:rPr>
-              <w:t>requises</w:t>
-            </w:r>
-            <w:proofErr w:type="spellEnd"/>
+              <w:t>Compétences requises</w:t>
+            </w:r>
           </w:p>
         </w:tc>
       </w:tr>
       <w:tr>
-        <w:tblPrEx>
-          <w:tblCellMar>
-            <w:top w:w="0" w:type="dxa"/>
-            <w:bottom w:w="0" w:type="dxa"/>
-          </w:tblCellMar>
-        </w:tblPrEx>
         <w:tc>
           <w:tcPr>
             <w:tcW w:w="2250" w:type="dxa"/>
@@ -1084,18 +816,8 @@
                 <w:sz w:val="20"/>
                 <w:szCs w:val="20"/>
               </w:rPr>
-              <w:t xml:space="preserve">Agent </w:t>
-            </w:r>
-            <w:proofErr w:type="spellStart"/>
-            <w:r>
-              <w:rPr>
-                <w:color w:val="222222"/>
-                <w:sz w:val="20"/>
-                <w:szCs w:val="20"/>
-              </w:rPr>
-              <w:t>déclaratif</w:t>
-            </w:r>
-            <w:proofErr w:type="spellEnd"/>
+              <w:t>Agent déclaratif</w:t>
+            </w:r>
           </w:p>
         </w:tc>
         <w:tc>
@@ -1164,52 +886,18 @@
             <w:pPr>
               <w:spacing w:before="60" w:after="60"/>
             </w:pPr>
-            <w:proofErr w:type="spellStart"/>
-            <w:r>
-              <w:rPr>
-                <w:color w:val="222222"/>
-                <w:sz w:val="20"/>
-                <w:szCs w:val="20"/>
-              </w:rPr>
-              <w:t>Aucune</w:t>
-            </w:r>
-            <w:proofErr w:type="spellEnd"/>
-            <w:r>
-              <w:rPr>
-                <w:color w:val="222222"/>
-                <w:sz w:val="20"/>
-                <w:szCs w:val="20"/>
-              </w:rPr>
-              <w:t xml:space="preserve"> </w:t>
-            </w:r>
-            <w:proofErr w:type="spellStart"/>
-            <w:r>
-              <w:rPr>
-                <w:color w:val="222222"/>
-                <w:sz w:val="20"/>
-                <w:szCs w:val="20"/>
-              </w:rPr>
-              <w:t>compétence</w:t>
-            </w:r>
-            <w:proofErr w:type="spellEnd"/>
-            <w:r>
-              <w:rPr>
-                <w:color w:val="222222"/>
-                <w:sz w:val="20"/>
-                <w:szCs w:val="20"/>
-              </w:rPr>
-              <w:t xml:space="preserve"> technique</w:t>
+            <w:r>
+              <w:rPr>
+                <w:color w:val="222222"/>
+                <w:sz w:val="20"/>
+                <w:szCs w:val="20"/>
+              </w:rPr>
+              <w:t>Aucune compétence technique</w:t>
             </w:r>
           </w:p>
         </w:tc>
       </w:tr>
       <w:tr>
-        <w:tblPrEx>
-          <w:tblCellMar>
-            <w:top w:w="0" w:type="dxa"/>
-            <w:bottom w:w="0" w:type="dxa"/>
-          </w:tblCellMar>
-        </w:tblPrEx>
         <w:tc>
           <w:tcPr>
             <w:tcW w:w="2250" w:type="dxa"/>
@@ -1230,36 +918,8 @@
                 <w:sz w:val="20"/>
                 <w:szCs w:val="20"/>
               </w:rPr>
-              <w:t xml:space="preserve">Agent </w:t>
-            </w:r>
-            <w:proofErr w:type="spellStart"/>
-            <w:r>
-              <w:rPr>
-                <w:color w:val="222222"/>
-                <w:sz w:val="20"/>
-                <w:szCs w:val="20"/>
-              </w:rPr>
-              <w:t>conversationnel</w:t>
-            </w:r>
-            <w:proofErr w:type="spellEnd"/>
-            <w:r>
-              <w:rPr>
-                <w:color w:val="222222"/>
-                <w:sz w:val="20"/>
-                <w:szCs w:val="20"/>
-              </w:rPr>
-              <w:t xml:space="preserve"> </w:t>
-            </w:r>
-            <w:proofErr w:type="spellStart"/>
-            <w:r>
-              <w:rPr>
-                <w:color w:val="222222"/>
-                <w:sz w:val="20"/>
-                <w:szCs w:val="20"/>
-              </w:rPr>
-              <w:t>avancé</w:t>
-            </w:r>
-            <w:proofErr w:type="spellEnd"/>
+              <w:t>Agent conversationnel avancé</w:t>
+            </w:r>
           </w:p>
         </w:tc>
         <w:tc>
@@ -1334,36 +994,12 @@
                 <w:sz w:val="20"/>
                 <w:szCs w:val="20"/>
               </w:rPr>
-              <w:t xml:space="preserve">Bonne </w:t>
-            </w:r>
-            <w:proofErr w:type="spellStart"/>
-            <w:r>
-              <w:rPr>
-                <w:color w:val="222222"/>
-                <w:sz w:val="20"/>
-                <w:szCs w:val="20"/>
-              </w:rPr>
-              <w:t>connaissance</w:t>
-            </w:r>
-            <w:proofErr w:type="spellEnd"/>
-            <w:r>
-              <w:rPr>
-                <w:color w:val="222222"/>
-                <w:sz w:val="20"/>
-                <w:szCs w:val="20"/>
-              </w:rPr>
-              <w:t xml:space="preserve"> métier</w:t>
+              <w:t>Bonne connaissance métier</w:t>
             </w:r>
           </w:p>
         </w:tc>
       </w:tr>
       <w:tr>
-        <w:tblPrEx>
-          <w:tblCellMar>
-            <w:top w:w="0" w:type="dxa"/>
-            <w:bottom w:w="0" w:type="dxa"/>
-          </w:tblCellMar>
-        </w:tblPrEx>
         <w:tc>
           <w:tcPr>
             <w:tcW w:w="2250" w:type="dxa"/>
@@ -1384,18 +1020,8 @@
                 <w:sz w:val="20"/>
                 <w:szCs w:val="20"/>
               </w:rPr>
-              <w:t xml:space="preserve">Agent </w:t>
-            </w:r>
-            <w:proofErr w:type="spellStart"/>
-            <w:r>
-              <w:rPr>
-                <w:color w:val="222222"/>
-                <w:sz w:val="20"/>
-                <w:szCs w:val="20"/>
-              </w:rPr>
-              <w:t>autonome</w:t>
-            </w:r>
-            <w:proofErr w:type="spellEnd"/>
+              <w:t>Agent autonome</w:t>
+            </w:r>
           </w:p>
         </w:tc>
         <w:tc>
@@ -1418,18 +1044,8 @@
                 <w:sz w:val="20"/>
                 <w:szCs w:val="20"/>
               </w:rPr>
-              <w:t xml:space="preserve">**Copilot Studio** + </w:t>
-            </w:r>
-            <w:proofErr w:type="spellStart"/>
-            <w:r>
-              <w:rPr>
-                <w:color w:val="222222"/>
-                <w:sz w:val="20"/>
-                <w:szCs w:val="20"/>
-              </w:rPr>
-              <w:t>déclencheurs</w:t>
-            </w:r>
-            <w:proofErr w:type="spellEnd"/>
+              <w:t>**Copilot Studio** + déclencheurs</w:t>
+            </w:r>
           </w:p>
         </w:tc>
         <w:tc>
@@ -1474,23 +1090,13 @@
             <w:pPr>
               <w:spacing w:before="60" w:after="60"/>
             </w:pPr>
-            <w:proofErr w:type="spellStart"/>
-            <w:r>
-              <w:rPr>
-                <w:color w:val="222222"/>
-                <w:sz w:val="20"/>
-                <w:szCs w:val="20"/>
-              </w:rPr>
-              <w:t>Compétences</w:t>
-            </w:r>
-            <w:proofErr w:type="spellEnd"/>
-            <w:r>
-              <w:rPr>
-                <w:color w:val="222222"/>
-                <w:sz w:val="20"/>
-                <w:szCs w:val="20"/>
-              </w:rPr>
-              <w:t xml:space="preserve"> Power Platform</w:t>
+            <w:r>
+              <w:rPr>
+                <w:color w:val="222222"/>
+                <w:sz w:val="20"/>
+                <w:szCs w:val="20"/>
+              </w:rPr>
+              <w:t>Compétences Power Platform</w:t>
             </w:r>
           </w:p>
         </w:tc>
@@ -1519,27 +1125,7 @@
           <w:color w:val="3F4A5A"/>
           <w:lang w:val="fr-CA"/>
         </w:rPr>
-        <w:t xml:space="preserve">**Règle de choix simple** : commencez toujours par Agent Builder. Passez à </w:t>
-      </w:r>
-      <w:proofErr w:type="spellStart"/>
-      <w:r>
-        <w:rPr>
-          <w:i/>
-          <w:iCs/>
-          <w:color w:val="3F4A5A"/>
-          <w:lang w:val="fr-CA"/>
-        </w:rPr>
-        <w:t>Copilot</w:t>
-      </w:r>
-      <w:proofErr w:type="spellEnd"/>
-      <w:r>
-        <w:rPr>
-          <w:i/>
-          <w:iCs/>
-          <w:color w:val="3F4A5A"/>
-          <w:lang w:val="fr-CA"/>
-        </w:rPr>
-        <w:t xml:space="preserve"> Studio quand vous avez besoin de connecteurs externes, de déclencheurs ou d'actions.</w:t>
+        <w:t>**Règle de choix simple** : commencez toujours par Agent Builder. Passez à Copilot Studio quand vous avez besoin de connecteurs externes, de déclencheurs ou d'actions.</w:t>
       </w:r>
     </w:p>
     <w:p>
@@ -1583,12 +1169,6 @@
         <w:gridCol w:w="3000"/>
       </w:tblGrid>
       <w:tr>
-        <w:tblPrEx>
-          <w:tblCellMar>
-            <w:top w:w="0" w:type="dxa"/>
-            <w:bottom w:w="0" w:type="dxa"/>
-          </w:tblCellMar>
-        </w:tblPrEx>
         <w:trPr>
           <w:tblHeader/>
         </w:trPr>
@@ -1642,9 +1222,25 @@
                 <w:sz w:val="20"/>
                 <w:szCs w:val="20"/>
               </w:rPr>
-              <w:t xml:space="preserve">Famille </w:t>
-            </w:r>
-            <w:proofErr w:type="spellStart"/>
+              <w:t>Famille recommandée</w:t>
+            </w:r>
+          </w:p>
+        </w:tc>
+        <w:tc>
+          <w:tcPr>
+            <w:tcW w:w="3000" w:type="dxa"/>
+            <w:shd w:val="clear" w:color="auto" w:fill="001125"/>
+            <w:tcMar>
+              <w:top w:w="80" w:type="dxa"/>
+              <w:left w:w="120" w:type="dxa"/>
+              <w:bottom w:w="80" w:type="dxa"/>
+              <w:right w:w="120" w:type="dxa"/>
+            </w:tcMar>
+          </w:tcPr>
+          <w:p>
+            <w:pPr>
+              <w:spacing w:before="60" w:after="60"/>
+            </w:pPr>
             <w:r>
               <w:rPr>
                 <w:b/>
@@ -1653,48 +1249,12 @@
                 <w:sz w:val="20"/>
                 <w:szCs w:val="20"/>
               </w:rPr>
-              <w:t>recommandée</w:t>
-            </w:r>
-            <w:proofErr w:type="spellEnd"/>
-          </w:p>
-        </w:tc>
-        <w:tc>
-          <w:tcPr>
-            <w:tcW w:w="3000" w:type="dxa"/>
-            <w:shd w:val="clear" w:color="auto" w:fill="001125"/>
-            <w:tcMar>
-              <w:top w:w="80" w:type="dxa"/>
-              <w:left w:w="120" w:type="dxa"/>
-              <w:bottom w:w="80" w:type="dxa"/>
-              <w:right w:w="120" w:type="dxa"/>
-            </w:tcMar>
-          </w:tcPr>
-          <w:p>
-            <w:pPr>
-              <w:spacing w:before="60" w:after="60"/>
-            </w:pPr>
-            <w:proofErr w:type="spellStart"/>
-            <w:r>
-              <w:rPr>
-                <w:b/>
-                <w:bCs/>
-                <w:color w:val="FFFFFF"/>
-                <w:sz w:val="20"/>
-                <w:szCs w:val="20"/>
-              </w:rPr>
               <w:t>Pourquoi</w:t>
             </w:r>
-            <w:proofErr w:type="spellEnd"/>
           </w:p>
         </w:tc>
       </w:tr>
       <w:tr>
-        <w:tblPrEx>
-          <w:tblCellMar>
-            <w:top w:w="0" w:type="dxa"/>
-            <w:bottom w:w="0" w:type="dxa"/>
-          </w:tblCellMar>
-        </w:tblPrEx>
         <w:tc>
           <w:tcPr>
             <w:tcW w:w="3000" w:type="dxa"/>
@@ -1743,18 +1303,8 @@
                 <w:sz w:val="20"/>
                 <w:szCs w:val="20"/>
               </w:rPr>
-              <w:t xml:space="preserve">Agent </w:t>
-            </w:r>
-            <w:proofErr w:type="spellStart"/>
-            <w:r>
-              <w:rPr>
-                <w:color w:val="222222"/>
-                <w:sz w:val="20"/>
-                <w:szCs w:val="20"/>
-              </w:rPr>
-              <w:t>déclaratif</w:t>
-            </w:r>
-            <w:proofErr w:type="spellEnd"/>
+              <w:t>Agent déclaratif</w:t>
+            </w:r>
           </w:p>
         </w:tc>
         <w:tc>
@@ -1787,12 +1337,6 @@
         </w:tc>
       </w:tr>
       <w:tr>
-        <w:tblPrEx>
-          <w:tblCellMar>
-            <w:top w:w="0" w:type="dxa"/>
-            <w:bottom w:w="0" w:type="dxa"/>
-          </w:tblCellMar>
-        </w:tblPrEx>
         <w:tc>
           <w:tcPr>
             <w:tcW w:w="3000" w:type="dxa"/>
@@ -1817,27 +1361,7 @@
                 <w:szCs w:val="20"/>
                 <w:lang w:val="fr-CA"/>
               </w:rPr>
-              <w:t xml:space="preserve">Antoine veut un rapport trimestriel FSE+ </w:t>
-            </w:r>
-            <w:proofErr w:type="spellStart"/>
-            <w:r>
-              <w:rPr>
-                <w:color w:val="222222"/>
-                <w:sz w:val="20"/>
-                <w:szCs w:val="20"/>
-                <w:lang w:val="fr-CA"/>
-              </w:rPr>
-              <w:t>pré-rédigé</w:t>
-            </w:r>
-            <w:proofErr w:type="spellEnd"/>
-            <w:r>
-              <w:rPr>
-                <w:color w:val="222222"/>
-                <w:sz w:val="20"/>
-                <w:szCs w:val="20"/>
-                <w:lang w:val="fr-CA"/>
-              </w:rPr>
-              <w:t xml:space="preserve"> à partir des indicateurs Excel et des bilans Word</w:t>
+              <w:t>Antoine veut un rapport trimestriel FSE+ pré-rédigé à partir des indicateurs Excel et des bilans Word</w:t>
             </w:r>
           </w:p>
         </w:tc>
@@ -1855,34 +1379,14 @@
             <w:pPr>
               <w:spacing w:before="60" w:after="60"/>
             </w:pPr>
-            <w:proofErr w:type="spellStart"/>
-            <w:r>
-              <w:rPr>
-                <w:color w:val="222222"/>
-                <w:sz w:val="20"/>
-                <w:szCs w:val="20"/>
-              </w:rPr>
-              <w:t>Conversationnel</w:t>
-            </w:r>
-            <w:proofErr w:type="spellEnd"/>
-            <w:r>
-              <w:rPr>
-                <w:color w:val="222222"/>
-                <w:sz w:val="20"/>
-                <w:szCs w:val="20"/>
-              </w:rPr>
-              <w:t xml:space="preserve"> </w:t>
-            </w:r>
-            <w:proofErr w:type="spellStart"/>
-            <w:r>
-              <w:rPr>
-                <w:color w:val="222222"/>
-                <w:sz w:val="20"/>
-                <w:szCs w:val="20"/>
-              </w:rPr>
-              <w:t>avancé</w:t>
-            </w:r>
-            <w:proofErr w:type="spellEnd"/>
+            <w:r>
+              <w:rPr>
+                <w:color w:val="222222"/>
+                <w:sz w:val="20"/>
+                <w:szCs w:val="20"/>
+              </w:rPr>
+              <w:t>Conversationnel avancé</w:t>
+            </w:r>
           </w:p>
         </w:tc>
         <w:tc>
@@ -1915,12 +1419,6 @@
         </w:tc>
       </w:tr>
       <w:tr>
-        <w:tblPrEx>
-          <w:tblCellMar>
-            <w:top w:w="0" w:type="dxa"/>
-            <w:bottom w:w="0" w:type="dxa"/>
-          </w:tblCellMar>
-        </w:tblPrEx>
         <w:tc>
           <w:tcPr>
             <w:tcW w:w="3000" w:type="dxa"/>
@@ -1969,18 +1467,8 @@
                 <w:sz w:val="20"/>
                 <w:szCs w:val="20"/>
               </w:rPr>
-              <w:t xml:space="preserve">Agent </w:t>
-            </w:r>
-            <w:proofErr w:type="spellStart"/>
-            <w:r>
-              <w:rPr>
-                <w:color w:val="222222"/>
-                <w:sz w:val="20"/>
-                <w:szCs w:val="20"/>
-              </w:rPr>
-              <w:t>autonome</w:t>
-            </w:r>
-            <w:proofErr w:type="spellEnd"/>
+              <w:t>Agent autonome</w:t>
+            </w:r>
           </w:p>
         </w:tc>
         <w:tc>
@@ -2081,23 +1569,7 @@
           <w:color w:val="222222"/>
           <w:lang w:val="fr-CA"/>
         </w:rPr>
-        <w:t xml:space="preserve"> de tous vos agents (et pour structurer vos prompts dans </w:t>
-      </w:r>
-      <w:proofErr w:type="spellStart"/>
-      <w:r>
-        <w:rPr>
-          <w:color w:val="222222"/>
-          <w:lang w:val="fr-CA"/>
-        </w:rPr>
-        <w:t>Copilot</w:t>
-      </w:r>
-      <w:proofErr w:type="spellEnd"/>
-      <w:r>
-        <w:rPr>
-          <w:color w:val="222222"/>
-          <w:lang w:val="fr-CA"/>
-        </w:rPr>
-        <w:t xml:space="preserve"> Chat).</w:t>
+        <w:t xml:space="preserve"> de tous vos agents (et pour structurer vos prompts dans Copilot Chat).</w:t>
       </w:r>
     </w:p>
     <w:p>
@@ -2111,18 +1583,8 @@
           <w:bCs/>
           <w:color w:val="0373F5"/>
         </w:rPr>
-        <w:t xml:space="preserve">2.1 Les cinq </w:t>
-      </w:r>
-      <w:proofErr w:type="spellStart"/>
-      <w:r>
-        <w:rPr>
-          <w:b/>
-          <w:bCs/>
-          <w:color w:val="0373F5"/>
-        </w:rPr>
-        <w:t>lettres</w:t>
-      </w:r>
-      <w:proofErr w:type="spellEnd"/>
+        <w:t>2.1 Les cinq lettres</w:t>
+      </w:r>
     </w:p>
     <w:tbl>
       <w:tblPr>
@@ -2147,12 +1609,6 @@
         <w:gridCol w:w="3000"/>
       </w:tblGrid>
       <w:tr>
-        <w:tblPrEx>
-          <w:tblCellMar>
-            <w:top w:w="0" w:type="dxa"/>
-            <w:bottom w:w="0" w:type="dxa"/>
-          </w:tblCellMar>
-        </w:tblPrEx>
         <w:trPr>
           <w:tblHeader/>
         </w:trPr>
@@ -2171,7 +1627,6 @@
             <w:pPr>
               <w:spacing w:before="60" w:after="60"/>
             </w:pPr>
-            <w:proofErr w:type="spellStart"/>
             <w:r>
               <w:rPr>
                 <w:b/>
@@ -2182,7 +1637,6 @@
               </w:rPr>
               <w:t>Lettre</w:t>
             </w:r>
-            <w:proofErr w:type="spellEnd"/>
           </w:p>
         </w:tc>
         <w:tc>
@@ -2227,7 +1681,6 @@
             <w:pPr>
               <w:spacing w:before="60" w:after="60"/>
             </w:pPr>
-            <w:proofErr w:type="spellStart"/>
             <w:r>
               <w:rPr>
                 <w:b/>
@@ -2236,29 +1689,12 @@
                 <w:sz w:val="20"/>
                 <w:szCs w:val="20"/>
               </w:rPr>
-              <w:t>Exemple</w:t>
-            </w:r>
-            <w:proofErr w:type="spellEnd"/>
-            <w:r>
-              <w:rPr>
-                <w:b/>
-                <w:bCs/>
-                <w:color w:val="FFFFFF"/>
-                <w:sz w:val="20"/>
-                <w:szCs w:val="20"/>
-              </w:rPr>
-              <w:t xml:space="preserve"> Horizon</w:t>
+              <w:t>Exemple Horizon</w:t>
             </w:r>
           </w:p>
         </w:tc>
       </w:tr>
       <w:tr>
-        <w:tblPrEx>
-          <w:tblCellMar>
-            <w:top w:w="0" w:type="dxa"/>
-            <w:bottom w:w="0" w:type="dxa"/>
-          </w:tblCellMar>
-        </w:tblPrEx>
         <w:tc>
           <w:tcPr>
             <w:tcW w:w="3000" w:type="dxa"/>
@@ -2341,12 +1777,6 @@
         </w:tc>
       </w:tr>
       <w:tr>
-        <w:tblPrEx>
-          <w:tblCellMar>
-            <w:top w:w="0" w:type="dxa"/>
-            <w:bottom w:w="0" w:type="dxa"/>
-          </w:tblCellMar>
-        </w:tblPrEx>
         <w:tc>
           <w:tcPr>
             <w:tcW w:w="3000" w:type="dxa"/>
@@ -2391,43 +1821,7 @@
                 <w:sz w:val="20"/>
                 <w:szCs w:val="20"/>
               </w:rPr>
-              <w:t xml:space="preserve">Sur </w:t>
-            </w:r>
-            <w:proofErr w:type="spellStart"/>
-            <w:r>
-              <w:rPr>
-                <w:color w:val="222222"/>
-                <w:sz w:val="20"/>
-                <w:szCs w:val="20"/>
-              </w:rPr>
-              <w:t>quels</w:t>
-            </w:r>
-            <w:proofErr w:type="spellEnd"/>
-            <w:r>
-              <w:rPr>
-                <w:color w:val="222222"/>
-                <w:sz w:val="20"/>
-                <w:szCs w:val="20"/>
-              </w:rPr>
-              <w:t xml:space="preserve"> documents </w:t>
-            </w:r>
-            <w:proofErr w:type="spellStart"/>
-            <w:r>
-              <w:rPr>
-                <w:color w:val="222222"/>
-                <w:sz w:val="20"/>
-                <w:szCs w:val="20"/>
-              </w:rPr>
-              <w:t>s'appuyer</w:t>
-            </w:r>
-            <w:proofErr w:type="spellEnd"/>
-            <w:r>
-              <w:rPr>
-                <w:color w:val="222222"/>
-                <w:sz w:val="20"/>
-                <w:szCs w:val="20"/>
-              </w:rPr>
-              <w:t xml:space="preserve"> ?</w:t>
+              <w:t>Sur quels documents s'appuyer ?</w:t>
             </w:r>
           </w:p>
         </w:tc>
@@ -2461,12 +1855,6 @@
         </w:tc>
       </w:tr>
       <w:tr>
-        <w:tblPrEx>
-          <w:tblCellMar>
-            <w:top w:w="0" w:type="dxa"/>
-            <w:bottom w:w="0" w:type="dxa"/>
-          </w:tblCellMar>
-        </w:tblPrEx>
         <w:tc>
           <w:tcPr>
             <w:tcW w:w="3000" w:type="dxa"/>
@@ -2487,25 +1875,7 @@
                 <w:sz w:val="20"/>
                 <w:szCs w:val="20"/>
               </w:rPr>
-              <w:t xml:space="preserve">**C — </w:t>
-            </w:r>
-            <w:proofErr w:type="spellStart"/>
-            <w:r>
-              <w:rPr>
-                <w:color w:val="222222"/>
-                <w:sz w:val="20"/>
-                <w:szCs w:val="20"/>
-              </w:rPr>
-              <w:t>Contexte</w:t>
-            </w:r>
-            <w:proofErr w:type="spellEnd"/>
-            <w:r>
-              <w:rPr>
-                <w:color w:val="222222"/>
-                <w:sz w:val="20"/>
-                <w:szCs w:val="20"/>
-              </w:rPr>
-              <w:t>**</w:t>
+              <w:t>**C — Contexte**</w:t>
             </w:r>
           </w:p>
         </w:tc>
@@ -2588,27 +1958,12 @@
                 <w:szCs w:val="20"/>
                 <w:lang w:val="fr-CA"/>
               </w:rPr>
-              <w:t>Conseillères en insertion, profil non technique, souvent sur smartphone</w:t>
-            </w:r>
-            <w:r>
-              <w:rPr>
-                <w:color w:val="222222"/>
-                <w:sz w:val="20"/>
-                <w:szCs w:val="20"/>
-                <w:lang w:val="fr-CA"/>
-              </w:rPr>
-              <w:t xml:space="preserve"> </w:t>
+              <w:t xml:space="preserve">Conseillères en insertion, profil non technique, souvent sur smartphone </w:t>
             </w:r>
           </w:p>
         </w:tc>
       </w:tr>
       <w:tr>
-        <w:tblPrEx>
-          <w:tblCellMar>
-            <w:top w:w="0" w:type="dxa"/>
-            <w:bottom w:w="0" w:type="dxa"/>
-          </w:tblCellMar>
-        </w:tblPrEx>
         <w:tc>
           <w:tcPr>
             <w:tcW w:w="3000" w:type="dxa"/>
@@ -2631,7 +1986,6 @@
               </w:rPr>
               <w:t xml:space="preserve">**A — </w:t>
             </w:r>
-            <w:proofErr w:type="spellStart"/>
             <w:r>
               <w:rPr>
                 <w:color w:val="222222"/>
@@ -2640,7 +1994,6 @@
               </w:rPr>
               <w:t>Attentes</w:t>
             </w:r>
-            <w:proofErr w:type="spellEnd"/>
             <w:r>
               <w:rPr>
                 <w:color w:val="222222"/>
@@ -2727,12 +2080,6 @@
         </w:tc>
       </w:tr>
       <w:tr>
-        <w:tblPrEx>
-          <w:tblCellMar>
-            <w:top w:w="0" w:type="dxa"/>
-            <w:bottom w:w="0" w:type="dxa"/>
-          </w:tblCellMar>
-        </w:tblPrEx>
         <w:tc>
           <w:tcPr>
             <w:tcW w:w="3000" w:type="dxa"/>
@@ -3138,54 +2485,8 @@
           <w:bCs/>
           <w:color w:val="0373F5"/>
         </w:rPr>
-        <w:t xml:space="preserve">2.3 </w:t>
-      </w:r>
-      <w:proofErr w:type="spellStart"/>
-      <w:r>
-        <w:rPr>
-          <w:b/>
-          <w:bCs/>
-          <w:color w:val="0373F5"/>
-        </w:rPr>
-        <w:t>Erreurs</w:t>
-      </w:r>
-      <w:proofErr w:type="spellEnd"/>
-      <w:r>
-        <w:rPr>
-          <w:b/>
-          <w:bCs/>
-          <w:color w:val="0373F5"/>
-        </w:rPr>
-        <w:t xml:space="preserve"> </w:t>
-      </w:r>
-      <w:proofErr w:type="spellStart"/>
-      <w:r>
-        <w:rPr>
-          <w:b/>
-          <w:bCs/>
-          <w:color w:val="0373F5"/>
-        </w:rPr>
-        <w:t>fréquentes</w:t>
-      </w:r>
-      <w:proofErr w:type="spellEnd"/>
-      <w:r>
-        <w:rPr>
-          <w:b/>
-          <w:bCs/>
-          <w:color w:val="0373F5"/>
-        </w:rPr>
-        <w:t xml:space="preserve"> à </w:t>
-      </w:r>
-      <w:proofErr w:type="spellStart"/>
-      <w:r>
-        <w:rPr>
-          <w:b/>
-          <w:bCs/>
-          <w:color w:val="0373F5"/>
-        </w:rPr>
-        <w:t>éviter</w:t>
-      </w:r>
-      <w:proofErr w:type="spellEnd"/>
+        <w:t>2.3 Erreurs fréquentes à éviter</w:t>
+      </w:r>
     </w:p>
     <w:p>
       <w:pPr>
@@ -3452,39 +2753,7 @@
           <w:color w:val="222222"/>
           <w:lang w:val="fr-CA"/>
         </w:rPr>
-        <w:t xml:space="preserve"> </w:t>
-      </w:r>
-      <w:proofErr w:type="spellStart"/>
-      <w:r>
-        <w:rPr>
-          <w:color w:val="222222"/>
-          <w:lang w:val="fr-CA"/>
-        </w:rPr>
-        <w:t>Copilot</w:t>
-      </w:r>
-      <w:proofErr w:type="spellEnd"/>
-      <w:r>
-        <w:rPr>
-          <w:color w:val="222222"/>
-          <w:lang w:val="fr-CA"/>
-        </w:rPr>
-        <w:t xml:space="preserve"> Chat dans votre navigateur (copilot.microsoft.com → </w:t>
-      </w:r>
-      <w:proofErr w:type="spellStart"/>
-      <w:r>
-        <w:rPr>
-          <w:color w:val="222222"/>
-          <w:lang w:val="fr-CA"/>
-        </w:rPr>
-        <w:t>Copilot</w:t>
-      </w:r>
-      <w:proofErr w:type="spellEnd"/>
-      <w:r>
-        <w:rPr>
-          <w:color w:val="222222"/>
-          <w:lang w:val="fr-CA"/>
-        </w:rPr>
-        <w:t xml:space="preserve"> M365)</w:t>
+        <w:t xml:space="preserve"> Copilot Chat dans votre navigateur (copilot.microsoft.com → Copilot M365)</w:t>
       </w:r>
     </w:p>
     <w:p>
@@ -3651,31 +2920,7 @@
           <w:shd w:val="clear" w:color="auto" w:fill="EBF6FF"/>
           <w:lang w:val="fr-CA"/>
         </w:rPr>
-        <w:t>Formation-Agents-</w:t>
-      </w:r>
-      <w:proofErr w:type="spellStart"/>
-      <w:r>
-        <w:rPr>
-          <w:rFonts w:ascii="Consolas" w:eastAsia="Consolas" w:hAnsi="Consolas" w:cs="Consolas"/>
-          <w:color w:val="001125"/>
-          <w:sz w:val="20"/>
-          <w:szCs w:val="20"/>
-          <w:shd w:val="clear" w:color="auto" w:fill="EBF6FF"/>
-          <w:lang w:val="fr-CA"/>
-        </w:rPr>
-        <w:t>Sandbox</w:t>
-      </w:r>
-      <w:proofErr w:type="spellEnd"/>
-      <w:r>
-        <w:rPr>
-          <w:rFonts w:ascii="Consolas" w:eastAsia="Consolas" w:hAnsi="Consolas" w:cs="Consolas"/>
-          <w:color w:val="001125"/>
-          <w:sz w:val="20"/>
-          <w:szCs w:val="20"/>
-          <w:shd w:val="clear" w:color="auto" w:fill="EBF6FF"/>
-          <w:lang w:val="fr-CA"/>
-        </w:rPr>
-        <w:t>/Tremplin-Pro/FAQ</w:t>
+        <w:t>Formation-Agents-Sandbox/Tremplin-Pro/FAQ</w:t>
       </w:r>
     </w:p>
     <w:p>
@@ -3770,7 +3015,6 @@
         <w:pStyle w:val="Heading3"/>
         <w:spacing w:before="220" w:after="100"/>
       </w:pPr>
-      <w:proofErr w:type="spellStart"/>
       <w:r>
         <w:rPr>
           <w:b/>
@@ -3778,27 +3022,8 @@
           <w:color w:val="0373F5"/>
         </w:rPr>
         <w:lastRenderedPageBreak/>
-        <w:t>Critères</w:t>
-      </w:r>
-      <w:proofErr w:type="spellEnd"/>
-      <w:r>
-        <w:rPr>
-          <w:b/>
-          <w:bCs/>
-          <w:color w:val="0373F5"/>
-        </w:rPr>
-        <w:t xml:space="preserve"> de </w:t>
-      </w:r>
-      <w:proofErr w:type="spellStart"/>
-      <w:r>
-        <w:rPr>
-          <w:b/>
-          <w:bCs/>
-          <w:color w:val="0373F5"/>
-        </w:rPr>
-        <w:t>réussite</w:t>
-      </w:r>
-      <w:proofErr w:type="spellEnd"/>
+        <w:t>Critères de réussite</w:t>
+      </w:r>
     </w:p>
     <w:p>
       <w:pPr>
@@ -3857,23 +3082,7 @@
           <w:color w:val="222222"/>
           <w:lang w:val="fr-CA"/>
         </w:rPr>
-        <w:t xml:space="preserve">Le binôme peut l'utiliser depuis son propre </w:t>
-      </w:r>
-      <w:proofErr w:type="spellStart"/>
-      <w:r>
-        <w:rPr>
-          <w:color w:val="222222"/>
-          <w:lang w:val="fr-CA"/>
-        </w:rPr>
-        <w:t>Copilot</w:t>
-      </w:r>
-      <w:proofErr w:type="spellEnd"/>
-      <w:r>
-        <w:rPr>
-          <w:color w:val="222222"/>
-          <w:lang w:val="fr-CA"/>
-        </w:rPr>
-        <w:t xml:space="preserve"> Chat</w:t>
+        <w:t>Le binôme peut l'utiliser depuis son propre Copilot Chat</w:t>
       </w:r>
     </w:p>
     <w:p>
@@ -4036,31 +3245,7 @@
           <w:szCs w:val="28"/>
           <w:lang w:val="fr-CA"/>
         </w:rPr>
-        <w:t xml:space="preserve">4. Atelier 2 — </w:t>
-      </w:r>
-      <w:proofErr w:type="spellStart"/>
-      <w:r>
-        <w:rPr>
-          <w:b/>
-          <w:bCs/>
-          <w:color w:val="001125"/>
-          <w:sz w:val="28"/>
-          <w:szCs w:val="28"/>
-          <w:lang w:val="fr-CA"/>
-        </w:rPr>
-        <w:t>Copilot</w:t>
-      </w:r>
-      <w:proofErr w:type="spellEnd"/>
-      <w:r>
-        <w:rPr>
-          <w:b/>
-          <w:bCs/>
-          <w:color w:val="001125"/>
-          <w:sz w:val="28"/>
-          <w:szCs w:val="28"/>
-          <w:lang w:val="fr-CA"/>
-        </w:rPr>
-        <w:t xml:space="preserve"> Studio (35 min)</w:t>
+        <w:t>4. Atelier 2 — Copilot Studio (35 min)</w:t>
       </w:r>
     </w:p>
     <w:p>
@@ -4102,50 +3287,14 @@
           <w:color w:val="222222"/>
           <w:lang w:val="fr-CA"/>
         </w:rPr>
-        <w:t xml:space="preserve">« Conseiller </w:t>
-      </w:r>
-      <w:proofErr w:type="spellStart"/>
-      <w:r>
-        <w:rPr>
-          <w:b/>
-          <w:bCs/>
-          <w:color w:val="222222"/>
-          <w:lang w:val="fr-CA"/>
-        </w:rPr>
-        <w:t>Reporting</w:t>
-      </w:r>
-      <w:proofErr w:type="spellEnd"/>
-      <w:r>
-        <w:rPr>
-          <w:b/>
-          <w:bCs/>
-          <w:color w:val="222222"/>
-          <w:lang w:val="fr-CA"/>
-        </w:rPr>
-        <w:t xml:space="preserve"> FSE+ »</w:t>
-      </w:r>
-      <w:r>
-        <w:rPr>
-          <w:color w:val="222222"/>
-          <w:lang w:val="fr-CA"/>
-        </w:rPr>
-        <w:t xml:space="preserve"> capable de </w:t>
-      </w:r>
-      <w:proofErr w:type="spellStart"/>
-      <w:r>
-        <w:rPr>
-          <w:color w:val="222222"/>
-          <w:lang w:val="fr-CA"/>
-        </w:rPr>
-        <w:t>pré-rédiger</w:t>
-      </w:r>
-      <w:proofErr w:type="spellEnd"/>
-      <w:r>
-        <w:rPr>
-          <w:color w:val="222222"/>
-          <w:lang w:val="fr-CA"/>
-        </w:rPr>
-        <w:t xml:space="preserve"> un rapport trimestriel à partir des indicateurs Excel et des bilans bénéficiaires, et de publier un brouillon dans Teams.</w:t>
+        <w:t>« Conseiller Reporting FSE+ »</w:t>
+      </w:r>
+      <w:r>
+        <w:rPr>
+          <w:color w:val="222222"/>
+          <w:lang w:val="fr-CA"/>
+        </w:rPr>
+        <w:t xml:space="preserve"> capable de pré-rédiger un rapport trimestriel à partir des indicateurs Excel et des bilans bénéficiaires, et de publier un brouillon dans Teams.</w:t>
       </w:r>
     </w:p>
     <w:p>
@@ -4171,7 +3320,6 @@
         </w:numPr>
         <w:spacing w:after="80" w:line="280" w:lineRule="auto"/>
       </w:pPr>
-      <w:proofErr w:type="spellStart"/>
       <w:r>
         <w:rPr>
           <w:b/>
@@ -4180,7 +3328,6 @@
         </w:rPr>
         <w:t>Ouvrir</w:t>
       </w:r>
-      <w:proofErr w:type="spellEnd"/>
       <w:r>
         <w:rPr>
           <w:color w:val="222222"/>
@@ -4259,23 +3406,7 @@
           <w:color w:val="222222"/>
           <w:lang w:val="fr-CA"/>
         </w:rPr>
-        <w:t xml:space="preserve"> l'agent en langage naturel (un paragraphe), </w:t>
-      </w:r>
-      <w:proofErr w:type="spellStart"/>
-      <w:r>
-        <w:rPr>
-          <w:color w:val="222222"/>
-          <w:lang w:val="fr-CA"/>
-        </w:rPr>
-        <w:t>Copilot</w:t>
-      </w:r>
-      <w:proofErr w:type="spellEnd"/>
-      <w:r>
-        <w:rPr>
-          <w:color w:val="222222"/>
-          <w:lang w:val="fr-CA"/>
-        </w:rPr>
-        <w:t xml:space="preserve"> Studio génère un brouillon</w:t>
+        <w:t xml:space="preserve"> l'agent en langage naturel (un paragraphe), Copilot Studio génère un brouillon</w:t>
       </w:r>
     </w:p>
     <w:p>
@@ -4316,7 +3447,6 @@
         </w:numPr>
         <w:spacing w:after="80" w:line="280" w:lineRule="auto"/>
       </w:pPr>
-      <w:proofErr w:type="spellStart"/>
       <w:r>
         <w:rPr>
           <w:b/>
@@ -4325,14 +3455,12 @@
         </w:rPr>
         <w:t>Ajouter</w:t>
       </w:r>
-      <w:proofErr w:type="spellEnd"/>
       <w:r>
         <w:rPr>
           <w:color w:val="222222"/>
         </w:rPr>
         <w:t xml:space="preserve"> les </w:t>
       </w:r>
-      <w:proofErr w:type="spellStart"/>
       <w:r>
         <w:rPr>
           <w:b/>
@@ -4341,7 +3469,6 @@
         </w:rPr>
         <w:t>connaissances</w:t>
       </w:r>
-      <w:proofErr w:type="spellEnd"/>
       <w:r>
         <w:rPr>
           <w:color w:val="222222"/>
@@ -4450,23 +3577,7 @@
           <w:color w:val="222222"/>
           <w:lang w:val="fr-CA"/>
         </w:rPr>
-        <w:t xml:space="preserve">   - Déclencheur : quand l'agent reçoit « publie le brouillon » - Action : Teams — Publier un message dans le canal « </w:t>
-      </w:r>
-      <w:proofErr w:type="spellStart"/>
-      <w:r>
-        <w:rPr>
-          <w:color w:val="222222"/>
-          <w:lang w:val="fr-CA"/>
-        </w:rPr>
-        <w:t>Reporting</w:t>
-      </w:r>
-      <w:proofErr w:type="spellEnd"/>
-      <w:r>
-        <w:rPr>
-          <w:color w:val="222222"/>
-          <w:lang w:val="fr-CA"/>
-        </w:rPr>
-        <w:t xml:space="preserve"> FSE »</w:t>
+        <w:t xml:space="preserve">   - Déclencheur : quand l'agent reçoit « publie le brouillon » - Action : Teams — Publier un message dans le canal « Reporting FSE »</w:t>
       </w:r>
     </w:p>
     <w:p>
@@ -4495,23 +3606,7 @@
           <w:color w:val="222222"/>
           <w:lang w:val="fr-CA"/>
         </w:rPr>
-        <w:t xml:space="preserve"> dans le volet « Test » de </w:t>
-      </w:r>
-      <w:proofErr w:type="spellStart"/>
-      <w:r>
-        <w:rPr>
-          <w:color w:val="222222"/>
-          <w:lang w:val="fr-CA"/>
-        </w:rPr>
-        <w:t>Copilot</w:t>
-      </w:r>
-      <w:proofErr w:type="spellEnd"/>
-      <w:r>
-        <w:rPr>
-          <w:color w:val="222222"/>
-          <w:lang w:val="fr-CA"/>
-        </w:rPr>
-        <w:t xml:space="preserve"> Studio</w:t>
+        <w:t xml:space="preserve"> dans le volet « Test » de Copilot Studio</w:t>
       </w:r>
     </w:p>
     <w:p>
@@ -4540,23 +3635,7 @@
           <w:color w:val="222222"/>
           <w:lang w:val="fr-CA"/>
         </w:rPr>
-        <w:t xml:space="preserve"> vers Microsoft 365 </w:t>
-      </w:r>
-      <w:proofErr w:type="spellStart"/>
-      <w:r>
-        <w:rPr>
-          <w:color w:val="222222"/>
-          <w:lang w:val="fr-CA"/>
-        </w:rPr>
-        <w:t>Copilot</w:t>
-      </w:r>
-      <w:proofErr w:type="spellEnd"/>
-      <w:r>
-        <w:rPr>
-          <w:color w:val="222222"/>
-          <w:lang w:val="fr-CA"/>
-        </w:rPr>
-        <w:t xml:space="preserve"> (canal de test)</w:t>
+        <w:t xml:space="preserve"> vers Microsoft 365 Copilot (canal de test)</w:t>
       </w:r>
     </w:p>
     <w:p>
@@ -4564,34 +3643,14 @@
         <w:pStyle w:val="Heading3"/>
         <w:spacing w:before="220" w:after="100"/>
       </w:pPr>
-      <w:proofErr w:type="spellStart"/>
       <w:r>
         <w:rPr>
           <w:b/>
           <w:bCs/>
           <w:color w:val="0373F5"/>
         </w:rPr>
-        <w:t>Critères</w:t>
-      </w:r>
-      <w:proofErr w:type="spellEnd"/>
-      <w:r>
-        <w:rPr>
-          <w:b/>
-          <w:bCs/>
-          <w:color w:val="0373F5"/>
-        </w:rPr>
-        <w:t xml:space="preserve"> de </w:t>
-      </w:r>
-      <w:proofErr w:type="spellStart"/>
-      <w:r>
-        <w:rPr>
-          <w:b/>
-          <w:bCs/>
-          <w:color w:val="0373F5"/>
-        </w:rPr>
-        <w:t>réussite</w:t>
-      </w:r>
-      <w:proofErr w:type="spellEnd"/>
+        <w:t>Critères de réussite</w:t>
+      </w:r>
     </w:p>
     <w:p>
       <w:pPr>
@@ -4918,25 +3977,7 @@
           <w:bCs/>
           <w:color w:val="0373F5"/>
         </w:rPr>
-        <w:t>5.2 Les garde-</w:t>
-      </w:r>
-      <w:proofErr w:type="spellStart"/>
-      <w:r>
-        <w:rPr>
-          <w:b/>
-          <w:bCs/>
-          <w:color w:val="0373F5"/>
-        </w:rPr>
-        <w:t>fous</w:t>
-      </w:r>
-      <w:proofErr w:type="spellEnd"/>
-      <w:r>
-        <w:rPr>
-          <w:b/>
-          <w:bCs/>
-          <w:color w:val="0373F5"/>
-        </w:rPr>
-        <w:t xml:space="preserve"> M365</w:t>
+        <w:t>5.2 Les garde-fous M365</w:t>
       </w:r>
     </w:p>
     <w:tbl>
@@ -4962,12 +4003,6 @@
         <w:gridCol w:w="3000"/>
       </w:tblGrid>
       <w:tr>
-        <w:tblPrEx>
-          <w:tblCellMar>
-            <w:top w:w="0" w:type="dxa"/>
-            <w:bottom w:w="0" w:type="dxa"/>
-          </w:tblCellMar>
-        </w:tblPrEx>
         <w:trPr>
           <w:tblHeader/>
         </w:trPr>
@@ -4986,7 +4021,6 @@
             <w:pPr>
               <w:spacing w:before="60" w:after="60"/>
             </w:pPr>
-            <w:proofErr w:type="spellStart"/>
             <w:r>
               <w:rPr>
                 <w:b/>
@@ -4997,7 +4031,6 @@
               </w:rPr>
               <w:t>Niveau</w:t>
             </w:r>
-            <w:proofErr w:type="spellEnd"/>
           </w:p>
         </w:tc>
         <w:tc>
@@ -5015,7 +4048,6 @@
             <w:pPr>
               <w:spacing w:before="60" w:after="60"/>
             </w:pPr>
-            <w:proofErr w:type="spellStart"/>
             <w:r>
               <w:rPr>
                 <w:b/>
@@ -5026,7 +4058,6 @@
               </w:rPr>
               <w:t>Contrôle</w:t>
             </w:r>
-            <w:proofErr w:type="spellEnd"/>
           </w:p>
         </w:tc>
         <w:tc>
@@ -5052,30 +4083,12 @@
                 <w:sz w:val="20"/>
                 <w:szCs w:val="20"/>
               </w:rPr>
-              <w:t xml:space="preserve">Qui le </w:t>
-            </w:r>
-            <w:proofErr w:type="spellStart"/>
-            <w:r>
-              <w:rPr>
-                <w:b/>
-                <w:bCs/>
-                <w:color w:val="FFFFFF"/>
-                <w:sz w:val="20"/>
-                <w:szCs w:val="20"/>
-              </w:rPr>
-              <w:t>gère</w:t>
-            </w:r>
-            <w:proofErr w:type="spellEnd"/>
+              <w:t>Qui le gère</w:t>
+            </w:r>
           </w:p>
         </w:tc>
       </w:tr>
       <w:tr>
-        <w:tblPrEx>
-          <w:tblCellMar>
-            <w:top w:w="0" w:type="dxa"/>
-            <w:bottom w:w="0" w:type="dxa"/>
-          </w:tblCellMar>
-        </w:tblPrEx>
         <w:tc>
           <w:tcPr>
             <w:tcW w:w="3000" w:type="dxa"/>
@@ -5154,12 +4167,6 @@
         </w:tc>
       </w:tr>
       <w:tr>
-        <w:tblPrEx>
-          <w:tblCellMar>
-            <w:top w:w="0" w:type="dxa"/>
-            <w:bottom w:w="0" w:type="dxa"/>
-          </w:tblCellMar>
-        </w:tblPrEx>
         <w:tc>
           <w:tcPr>
             <w:tcW w:w="3000" w:type="dxa"/>
@@ -5238,12 +4245,6 @@
         </w:tc>
       </w:tr>
       <w:tr>
-        <w:tblPrEx>
-          <w:tblCellMar>
-            <w:top w:w="0" w:type="dxa"/>
-            <w:bottom w:w="0" w:type="dxa"/>
-          </w:tblCellMar>
-        </w:tblPrEx>
         <w:tc>
           <w:tcPr>
             <w:tcW w:w="3000" w:type="dxa"/>
@@ -5288,18 +4289,8 @@
                 <w:sz w:val="20"/>
                 <w:szCs w:val="20"/>
               </w:rPr>
-              <w:t xml:space="preserve">Politiques DLP, classification, </w:t>
-            </w:r>
-            <w:proofErr w:type="spellStart"/>
-            <w:r>
-              <w:rPr>
-                <w:color w:val="222222"/>
-                <w:sz w:val="20"/>
-                <w:szCs w:val="20"/>
-              </w:rPr>
-              <w:t>sensibilité</w:t>
-            </w:r>
-            <w:proofErr w:type="spellEnd"/>
+              <w:t>Politiques DLP, classification, sensibilité</w:t>
+            </w:r>
           </w:p>
         </w:tc>
         <w:tc>
@@ -5328,12 +4319,6 @@
         </w:tc>
       </w:tr>
       <w:tr>
-        <w:tblPrEx>
-          <w:tblCellMar>
-            <w:top w:w="0" w:type="dxa"/>
-            <w:bottom w:w="0" w:type="dxa"/>
-          </w:tblCellMar>
-        </w:tblPrEx>
         <w:tc>
           <w:tcPr>
             <w:tcW w:w="3000" w:type="dxa"/>
@@ -5406,18 +4391,8 @@
                 <w:sz w:val="20"/>
                 <w:szCs w:val="20"/>
               </w:rPr>
-              <w:t xml:space="preserve">Propriétaire de </w:t>
-            </w:r>
-            <w:proofErr w:type="spellStart"/>
-            <w:r>
-              <w:rPr>
-                <w:color w:val="222222"/>
-                <w:sz w:val="20"/>
-                <w:szCs w:val="20"/>
-              </w:rPr>
-              <w:t>l'agent</w:t>
-            </w:r>
-            <w:proofErr w:type="spellEnd"/>
+              <w:t>Propriétaire de l'agent</w:t>
+            </w:r>
           </w:p>
         </w:tc>
       </w:tr>
@@ -5438,25 +4413,7 @@
           <w:bCs/>
           <w:color w:val="0373F5"/>
         </w:rPr>
-        <w:t xml:space="preserve">5.3 </w:t>
-      </w:r>
-      <w:proofErr w:type="spellStart"/>
-      <w:r>
-        <w:rPr>
-          <w:b/>
-          <w:bCs/>
-          <w:color w:val="0373F5"/>
-        </w:rPr>
-        <w:t>Mesurer</w:t>
-      </w:r>
-      <w:proofErr w:type="spellEnd"/>
-      <w:r>
-        <w:rPr>
-          <w:b/>
-          <w:bCs/>
-          <w:color w:val="0373F5"/>
-        </w:rPr>
-        <w:t xml:space="preserve"> le ROI</w:t>
+        <w:t>5.3 Mesurer le ROI</w:t>
       </w:r>
     </w:p>
     <w:p>
@@ -5595,7 +4552,7 @@
           <w:szCs w:val="18"/>
           <w:lang w:val="fr-CA"/>
         </w:rPr>
-        <w:t>┌─────────────────────────────────────────────────────────┐ │  AGENT : ........................................        │ │  AUTEUR : .....................  DATE : ............    │ ├─────────────────────────────────────────────────────────┤ │  O — OBJECTIF (1-2 phrases, but unique)                 │ │  ...................................................   │ │  ...................................................   │ ├─────────────────────────────────────────────────────────┤ │  S — SOURCES (chemins exacts, v</w:t>
+        <w:t xml:space="preserve">┌─────────────────────────────────────────────────────────┐ │  AGENT : ........................................        │ │  AUTEUR : .....................  DATE : ............    │ ├─────────────────────────────────────────────────────────┤ │  O — OBJECTIF (1-2 phrases, but unique)                 │ │  ...................................................   │ │  ...................................................   │ ├─────────────────────────────────────────────────────────┤ │  S — SOURCES (chemins exacts, version)                  │ │  □ ............................................        │ │  □ ............................................        │ │  □ ............................................        │ ├─────────────────────────────────────────────────────────┤ │  C — CONTEXTE (organisation, ton, contraintes)          │ │  ...................................................   │ │  ...................................................   │ ├─────────────────────────────────────────────────────────┤ │  A — AUDIENCE (profil, niveau, support de lecture)      │ │  ...................................................   │ ├─────────────────────────────────────────────────────────┤ │  R — RESTRICTIONS (interdits, format, longueur)         │ │  □ Ne jamais : ..................................      </w:t>
       </w:r>
       <w:r>
         <w:rPr>
@@ -5603,48 +4560,8 @@
           <w:color w:val="001125"/>
           <w:sz w:val="18"/>
           <w:szCs w:val="18"/>
-          <w:lang w:val="fr-CA"/>
-        </w:rPr>
-        <w:t>ersion)                  │ │  □ ............................................        │ │  □ ............................................        │ │  □ ............................................        │ ├─────────────────────────────────────────────────────────┤ │  C — CONTEXTE (organisation, ton, contraintes)          │ │  ...................................................   │ │  ...................................................   │ ├─────────────────────────────────────────────────────────┤ │  A — AUD</w:t>
-      </w:r>
-      <w:r>
-        <w:rPr>
-          <w:rFonts w:ascii="Consolas" w:eastAsia="Consolas" w:hAnsi="Consolas" w:cs="Consolas"/>
-          <w:color w:val="001125"/>
-          <w:sz w:val="18"/>
-          <w:szCs w:val="18"/>
-          <w:lang w:val="fr-CA"/>
-        </w:rPr>
-        <w:t xml:space="preserve">IENCE (profil, niveau, support de lecture)      │ │  ...................................................   │ ├─────────────────────────────────────────────────────────┤ │  R — RESTRICTIONS (interdits, format, longueur)         │ │  □ Ne jamais : ..................................      </w:t>
-      </w:r>
-      <w:r>
-        <w:rPr>
-          <w:rFonts w:ascii="Consolas" w:eastAsia="Consolas" w:hAnsi="Consolas" w:cs="Consolas"/>
-          <w:color w:val="001125"/>
-          <w:sz w:val="18"/>
-          <w:szCs w:val="18"/>
-        </w:rPr>
-        <w:t xml:space="preserve">│ │  □ Format : .....................................      │ │  □ Hors </w:t>
-      </w:r>
-      <w:proofErr w:type="spellStart"/>
-      <w:r>
-        <w:rPr>
-          <w:rFonts w:ascii="Consolas" w:eastAsia="Consolas" w:hAnsi="Consolas" w:cs="Consolas"/>
-          <w:color w:val="001125"/>
-          <w:sz w:val="18"/>
-          <w:szCs w:val="18"/>
-        </w:rPr>
-        <w:t>périmètre</w:t>
-      </w:r>
-      <w:proofErr w:type="spellEnd"/>
-      <w:r>
-        <w:rPr>
-          <w:rFonts w:ascii="Consolas" w:eastAsia="Consolas" w:hAnsi="Consolas" w:cs="Consolas"/>
-          <w:color w:val="001125"/>
-          <w:sz w:val="18"/>
-          <w:szCs w:val="18"/>
-        </w:rPr>
-        <w:t xml:space="preserve"> → ............................       │ └─────────────────────────────────────────────────────────┘</w:t>
+        </w:rPr>
+        <w:t>│ │  □ Format : .....................................      │ │  □ Hors périmètre → ............................       │ └─────────────────────────────────────────────────────────┘</w:t>
       </w:r>
     </w:p>
     <w:p>
@@ -5668,20 +4585,8 @@
           <w:sz w:val="28"/>
           <w:szCs w:val="28"/>
         </w:rPr>
-        <w:t xml:space="preserve">7. </w:t>
-      </w:r>
-      <w:proofErr w:type="spellStart"/>
-      <w:r>
-        <w:rPr>
-          <w:b/>
-          <w:bCs/>
-          <w:color w:val="001125"/>
-          <w:sz w:val="28"/>
-          <w:szCs w:val="28"/>
-        </w:rPr>
-        <w:t>Glossaire</w:t>
-      </w:r>
-      <w:proofErr w:type="spellEnd"/>
+        <w:t>7. Glossaire</w:t>
+      </w:r>
     </w:p>
     <w:tbl>
       <w:tblPr>
@@ -5705,12 +4610,6 @@
         <w:gridCol w:w="4500"/>
       </w:tblGrid>
       <w:tr>
-        <w:tblPrEx>
-          <w:tblCellMar>
-            <w:top w:w="0" w:type="dxa"/>
-            <w:bottom w:w="0" w:type="dxa"/>
-          </w:tblCellMar>
-        </w:tblPrEx>
         <w:trPr>
           <w:tblHeader/>
         </w:trPr>
@@ -5756,7 +4655,6 @@
             <w:pPr>
               <w:spacing w:before="60" w:after="60"/>
             </w:pPr>
-            <w:proofErr w:type="spellStart"/>
             <w:r>
               <w:rPr>
                 <w:b/>
@@ -5767,17 +4665,10 @@
               </w:rPr>
               <w:t>Définition</w:t>
             </w:r>
-            <w:proofErr w:type="spellEnd"/>
           </w:p>
         </w:tc>
       </w:tr>
       <w:tr>
-        <w:tblPrEx>
-          <w:tblCellMar>
-            <w:top w:w="0" w:type="dxa"/>
-            <w:bottom w:w="0" w:type="dxa"/>
-          </w:tblCellMar>
-        </w:tblPrEx>
         <w:tc>
           <w:tcPr>
             <w:tcW w:w="4500" w:type="dxa"/>
@@ -5819,7 +4710,6 @@
                 <w:lang w:val="fr-CA"/>
               </w:rPr>
             </w:pPr>
-            <w:proofErr w:type="spellStart"/>
             <w:r>
               <w:rPr>
                 <w:color w:val="222222"/>
@@ -5827,28 +4717,12 @@
                 <w:szCs w:val="20"/>
                 <w:lang w:val="fr-CA"/>
               </w:rPr>
-              <w:t>Copilot</w:t>
-            </w:r>
-            <w:proofErr w:type="spellEnd"/>
-            <w:r>
-              <w:rPr>
-                <w:color w:val="222222"/>
-                <w:sz w:val="20"/>
-                <w:szCs w:val="20"/>
-                <w:lang w:val="fr-CA"/>
-              </w:rPr>
-              <w:t xml:space="preserve"> spécialisé avec instructions, sources, actions et public limités</w:t>
+              <w:t>Copilot spécialisé avec instructions, sources, actions et public limités</w:t>
             </w:r>
           </w:p>
         </w:tc>
       </w:tr>
       <w:tr>
-        <w:tblPrEx>
-          <w:tblCellMar>
-            <w:top w:w="0" w:type="dxa"/>
-            <w:bottom w:w="0" w:type="dxa"/>
-          </w:tblCellMar>
-        </w:tblPrEx>
         <w:tc>
           <w:tcPr>
             <w:tcW w:w="4500" w:type="dxa"/>
@@ -5897,38 +4771,12 @@
                 <w:szCs w:val="20"/>
                 <w:lang w:val="fr-CA"/>
               </w:rPr>
-              <w:t xml:space="preserve">Interface simplifiée de création d'agent intégrée à </w:t>
-            </w:r>
-            <w:proofErr w:type="spellStart"/>
-            <w:r>
-              <w:rPr>
-                <w:color w:val="222222"/>
-                <w:sz w:val="20"/>
-                <w:szCs w:val="20"/>
-                <w:lang w:val="fr-CA"/>
-              </w:rPr>
-              <w:t>Copilot</w:t>
-            </w:r>
-            <w:proofErr w:type="spellEnd"/>
-            <w:r>
-              <w:rPr>
-                <w:color w:val="222222"/>
-                <w:sz w:val="20"/>
-                <w:szCs w:val="20"/>
-                <w:lang w:val="fr-CA"/>
-              </w:rPr>
-              <w:t xml:space="preserve"> Chat</w:t>
+              <w:t>Interface simplifiée de création d'agent intégrée à Copilot Chat</w:t>
             </w:r>
           </w:p>
         </w:tc>
       </w:tr>
       <w:tr>
-        <w:tblPrEx>
-          <w:tblCellMar>
-            <w:top w:w="0" w:type="dxa"/>
-            <w:bottom w:w="0" w:type="dxa"/>
-          </w:tblCellMar>
-        </w:tblPrEx>
         <w:tc>
           <w:tcPr>
             <w:tcW w:w="4500" w:type="dxa"/>
@@ -5983,12 +4831,6 @@
         </w:tc>
       </w:tr>
       <w:tr>
-        <w:tblPrEx>
-          <w:tblCellMar>
-            <w:top w:w="0" w:type="dxa"/>
-            <w:bottom w:w="0" w:type="dxa"/>
-          </w:tblCellMar>
-        </w:tblPrEx>
         <w:tc>
           <w:tcPr>
             <w:tcW w:w="4500" w:type="dxa"/>
@@ -6003,7 +4845,6 @@
             <w:pPr>
               <w:spacing w:before="60" w:after="60"/>
             </w:pPr>
-            <w:proofErr w:type="spellStart"/>
             <w:r>
               <w:rPr>
                 <w:color w:val="222222"/>
@@ -6012,7 +4853,6 @@
               </w:rPr>
               <w:t>Connecteur</w:t>
             </w:r>
-            <w:proofErr w:type="spellEnd"/>
           </w:p>
         </w:tc>
         <w:tc>
@@ -6039,38 +4879,12 @@
                 <w:szCs w:val="20"/>
                 <w:lang w:val="fr-CA"/>
               </w:rPr>
-              <w:t xml:space="preserve">Pont entre </w:t>
-            </w:r>
-            <w:proofErr w:type="spellStart"/>
-            <w:r>
-              <w:rPr>
-                <w:color w:val="222222"/>
-                <w:sz w:val="20"/>
-                <w:szCs w:val="20"/>
-                <w:lang w:val="fr-CA"/>
-              </w:rPr>
-              <w:t>Copilot</w:t>
-            </w:r>
-            <w:proofErr w:type="spellEnd"/>
-            <w:r>
-              <w:rPr>
-                <w:color w:val="222222"/>
-                <w:sz w:val="20"/>
-                <w:szCs w:val="20"/>
-                <w:lang w:val="fr-CA"/>
-              </w:rPr>
-              <w:t xml:space="preserve"> Studio et un service externe (Dynamics, Salesforce, etc.)</w:t>
+              <w:t>Pont entre Copilot Studio et un service externe (Dynamics, Salesforce, etc.)</w:t>
             </w:r>
           </w:p>
         </w:tc>
       </w:tr>
       <w:tr>
-        <w:tblPrEx>
-          <w:tblCellMar>
-            <w:top w:w="0" w:type="dxa"/>
-            <w:bottom w:w="0" w:type="dxa"/>
-          </w:tblCellMar>
-        </w:tblPrEx>
         <w:tc>
           <w:tcPr>
             <w:tcW w:w="4500" w:type="dxa"/>
@@ -6085,7 +4899,6 @@
             <w:pPr>
               <w:spacing w:before="60" w:after="60"/>
             </w:pPr>
-            <w:proofErr w:type="spellStart"/>
             <w:r>
               <w:rPr>
                 <w:color w:val="222222"/>
@@ -6094,7 +4907,6 @@
               </w:rPr>
               <w:t>Déclencheur</w:t>
             </w:r>
-            <w:proofErr w:type="spellEnd"/>
           </w:p>
         </w:tc>
         <w:tc>
@@ -6127,12 +4939,6 @@
         </w:tc>
       </w:tr>
       <w:tr>
-        <w:tblPrEx>
-          <w:tblCellMar>
-            <w:top w:w="0" w:type="dxa"/>
-            <w:bottom w:w="0" w:type="dxa"/>
-          </w:tblCellMar>
-        </w:tblPrEx>
         <w:tc>
           <w:tcPr>
             <w:tcW w:w="4500" w:type="dxa"/>
@@ -6187,12 +4993,6 @@
         </w:tc>
       </w:tr>
       <w:tr>
-        <w:tblPrEx>
-          <w:tblCellMar>
-            <w:top w:w="0" w:type="dxa"/>
-            <w:bottom w:w="0" w:type="dxa"/>
-          </w:tblCellMar>
-        </w:tblPrEx>
         <w:tc>
           <w:tcPr>
             <w:tcW w:w="4500" w:type="dxa"/>
@@ -6242,38 +5042,12 @@
                 <w:szCs w:val="20"/>
                 <w:lang w:val="fr-CA"/>
               </w:rPr>
-              <w:t xml:space="preserve">Fonds Social Européen Plus, principal </w:t>
-            </w:r>
-            <w:proofErr w:type="spellStart"/>
-            <w:r>
-              <w:rPr>
-                <w:color w:val="222222"/>
-                <w:sz w:val="20"/>
-                <w:szCs w:val="20"/>
-                <w:lang w:val="fr-CA"/>
-              </w:rPr>
-              <w:t>cofinanceur</w:t>
-            </w:r>
-            <w:proofErr w:type="spellEnd"/>
-            <w:r>
-              <w:rPr>
-                <w:color w:val="222222"/>
-                <w:sz w:val="20"/>
-                <w:szCs w:val="20"/>
-                <w:lang w:val="fr-CA"/>
-              </w:rPr>
-              <w:t xml:space="preserve"> de Tremplin Pro</w:t>
+              <w:t>Fonds Social Européen Plus, principal cofinanceur de Tremplin Pro</w:t>
             </w:r>
           </w:p>
         </w:tc>
       </w:tr>
       <w:tr>
-        <w:tblPrEx>
-          <w:tblCellMar>
-            <w:top w:w="0" w:type="dxa"/>
-            <w:bottom w:w="0" w:type="dxa"/>
-          </w:tblCellMar>
-        </w:tblPrEx>
         <w:tc>
           <w:tcPr>
             <w:tcW w:w="4500" w:type="dxa"/>
@@ -6328,12 +5102,6 @@
         </w:tc>
       </w:tr>
       <w:tr>
-        <w:tblPrEx>
-          <w:tblCellMar>
-            <w:top w:w="0" w:type="dxa"/>
-            <w:bottom w:w="0" w:type="dxa"/>
-          </w:tblCellMar>
-        </w:tblPrEx>
         <w:tc>
           <w:tcPr>
             <w:tcW w:w="4500" w:type="dxa"/>
@@ -6388,12 +5156,6 @@
         </w:tc>
       </w:tr>
       <w:tr>
-        <w:tblPrEx>
-          <w:tblCellMar>
-            <w:top w:w="0" w:type="dxa"/>
-            <w:bottom w:w="0" w:type="dxa"/>
-          </w:tblCellMar>
-        </w:tblPrEx>
         <w:tc>
           <w:tcPr>
             <w:tcW w:w="4500" w:type="dxa"/>
@@ -6438,25 +5200,7 @@
                 <w:sz w:val="20"/>
                 <w:szCs w:val="20"/>
               </w:rPr>
-              <w:t xml:space="preserve">Instance Microsoft 365 </w:t>
-            </w:r>
-            <w:proofErr w:type="spellStart"/>
-            <w:r>
-              <w:rPr>
-                <w:color w:val="222222"/>
-                <w:sz w:val="20"/>
-                <w:szCs w:val="20"/>
-              </w:rPr>
-              <w:t>d'une</w:t>
-            </w:r>
-            <w:proofErr w:type="spellEnd"/>
-            <w:r>
-              <w:rPr>
-                <w:color w:val="222222"/>
-                <w:sz w:val="20"/>
-                <w:szCs w:val="20"/>
-              </w:rPr>
-              <w:t xml:space="preserve"> organisation</w:t>
+              <w:t>Instance Microsoft 365 d'une organisation</w:t>
             </w:r>
           </w:p>
         </w:tc>
@@ -6532,21 +5276,7 @@
         <w:rPr>
           <w:color w:val="222222"/>
         </w:rPr>
-        <w:t xml:space="preserve">Nom de </w:t>
-      </w:r>
-      <w:proofErr w:type="spellStart"/>
-      <w:r>
-        <w:rPr>
-          <w:color w:val="222222"/>
-        </w:rPr>
-        <w:t>l'agent</w:t>
-      </w:r>
-      <w:proofErr w:type="spellEnd"/>
-      <w:r>
-        <w:rPr>
-          <w:color w:val="222222"/>
-        </w:rPr>
-        <w:t xml:space="preserve"> : __________________________________</w:t>
+        <w:t>Nom de l'agent : __________________________________</w:t>
       </w:r>
     </w:p>
     <w:p>
@@ -6594,21 +5324,7 @@
         <w:rPr>
           <w:color w:val="222222"/>
         </w:rPr>
-        <w:t xml:space="preserve">Sources </w:t>
-      </w:r>
-      <w:proofErr w:type="spellStart"/>
-      <w:r>
-        <w:rPr>
-          <w:color w:val="222222"/>
-        </w:rPr>
-        <w:t>principales</w:t>
-      </w:r>
-      <w:proofErr w:type="spellEnd"/>
-      <w:r>
-        <w:rPr>
-          <w:color w:val="222222"/>
-        </w:rPr>
-        <w:t xml:space="preserve"> : __________________________________</w:t>
+        <w:t>Sources principales : __________________________________</w:t>
       </w:r>
     </w:p>
     <w:p>
@@ -8330,24 +7046,6 @@
 </file>
 
 <file path=customXml/item1.xml><?xml version="1.0" encoding="utf-8"?>
-<p:properties xmlns:p="http://schemas.microsoft.com/office/2006/metadata/properties" xmlns:xsi="http://www.w3.org/2001/XMLSchema-instance" xmlns:pc="http://schemas.microsoft.com/office/infopath/2007/PartnerControls">
-  <documentManagement>
-    <_ip_UnifiedCompliancePolicyUIAction xmlns="http://schemas.microsoft.com/sharepoint/v3" xsi:nil="true"/>
-    <_ip_UnifiedCompliancePolicyProperties xmlns="http://schemas.microsoft.com/sharepoint/v3" xsi:nil="true"/>
-  </documentManagement>
-</p:properties>
-</file>
-
-<file path=customXml/item2.xml><?xml version="1.0" encoding="utf-8"?>
-<?mso-contentType ?>
-<FormTemplates xmlns="http://schemas.microsoft.com/sharepoint/v3/contenttype/forms">
-  <Display>DocumentLibraryForm</Display>
-  <Edit>DocumentLibraryForm</Edit>
-  <New>DocumentLibraryForm</New>
-</FormTemplates>
-</file>
-
-<file path=customXml/item3.xml><?xml version="1.0" encoding="utf-8"?>
 <ct:contentTypeSchema xmlns:ct="http://schemas.microsoft.com/office/2006/metadata/contentType" xmlns:ma="http://schemas.microsoft.com/office/2006/metadata/properties/metaAttributes" ct:_="" ma:_="" ma:contentTypeName="Document" ma:contentTypeID="0x0101008B0326904AAC644E89CED424664EFAEF" ma:contentTypeVersion="10" ma:contentTypeDescription="Create a new document." ma:contentTypeScope="" ma:versionID="fe53223a33348aa334904fa6b1572028">
   <xsd:schema xmlns:xsd="http://www.w3.org/2001/XMLSchema" xmlns:xs="http://www.w3.org/2001/XMLSchema" xmlns:p="http://schemas.microsoft.com/office/2006/metadata/properties" xmlns:ns1="http://schemas.microsoft.com/sharepoint/v3" xmlns:ns2="174c0fc0-5a0c-4954-aed3-4ba8955f5901" targetNamespace="http://schemas.microsoft.com/office/2006/metadata/properties" ma:root="true" ma:fieldsID="073db1366eef9120a2709cadfb457972" ns1:_="" ns2:_="">
     <xsd:import namespace="http://schemas.microsoft.com/sharepoint/v3"/>
@@ -8532,25 +7230,25 @@
 </ct:contentTypeSchema>
 </file>
 
-<file path=customXml/itemProps1.xml><?xml version="1.0" encoding="utf-8"?>
-<ds:datastoreItem xmlns:ds="http://schemas.openxmlformats.org/officeDocument/2006/customXml" ds:itemID="{D8C59911-B8CF-4E65-85D4-EDBFFB978997}">
-  <ds:schemaRefs>
-    <ds:schemaRef ds:uri="http://schemas.microsoft.com/office/2006/metadata/properties"/>
-    <ds:schemaRef ds:uri="http://schemas.microsoft.com/office/infopath/2007/PartnerControls"/>
-    <ds:schemaRef ds:uri="http://schemas.microsoft.com/sharepoint/v3"/>
-  </ds:schemaRefs>
-</ds:datastoreItem>
+<file path=customXml/item2.xml><?xml version="1.0" encoding="utf-8"?>
+<?mso-contentType ?>
+<FormTemplates xmlns="http://schemas.microsoft.com/sharepoint/v3/contenttype/forms">
+  <Display>DocumentLibraryForm</Display>
+  <Edit>DocumentLibraryForm</Edit>
+  <New>DocumentLibraryForm</New>
+</FormTemplates>
 </file>
 
-<file path=customXml/itemProps2.xml><?xml version="1.0" encoding="utf-8"?>
-<ds:datastoreItem xmlns:ds="http://schemas.openxmlformats.org/officeDocument/2006/customXml" ds:itemID="{3851D1DC-42FE-4BB4-80D9-E35A72793E48}">
-  <ds:schemaRefs>
-    <ds:schemaRef ds:uri="http://schemas.microsoft.com/sharepoint/v3/contenttype/forms"/>
-  </ds:schemaRefs>
-</ds:datastoreItem>
+<file path=customXml/item3.xml><?xml version="1.0" encoding="utf-8"?>
+<p:properties xmlns:p="http://schemas.microsoft.com/office/2006/metadata/properties" xmlns:xsi="http://www.w3.org/2001/XMLSchema-instance" xmlns:pc="http://schemas.microsoft.com/office/infopath/2007/PartnerControls">
+  <documentManagement>
+    <_ip_UnifiedCompliancePolicyUIAction xmlns="http://schemas.microsoft.com/sharepoint/v3" xsi:nil="true"/>
+    <_ip_UnifiedCompliancePolicyProperties xmlns="http://schemas.microsoft.com/sharepoint/v3" xsi:nil="true"/>
+  </documentManagement>
+</p:properties>
 </file>
 
-<file path=customXml/itemProps3.xml><?xml version="1.0" encoding="utf-8"?>
+<file path=customXml/itemProps1.xml><?xml version="1.0" encoding="utf-8"?>
 <ds:datastoreItem xmlns:ds="http://schemas.openxmlformats.org/officeDocument/2006/customXml" ds:itemID="{25E2F225-8C8D-4129-9F12-2379897F5CE0}">
   <ds:schemaRefs>
     <ds:schemaRef ds:uri="http://schemas.microsoft.com/office/2006/metadata/contentType"/>
@@ -8569,6 +7267,24 @@
 </ds:datastoreItem>
 </file>
 
+<file path=customXml/itemProps2.xml><?xml version="1.0" encoding="utf-8"?>
+<ds:datastoreItem xmlns:ds="http://schemas.openxmlformats.org/officeDocument/2006/customXml" ds:itemID="{3851D1DC-42FE-4BB4-80D9-E35A72793E48}">
+  <ds:schemaRefs>
+    <ds:schemaRef ds:uri="http://schemas.microsoft.com/sharepoint/v3/contenttype/forms"/>
+  </ds:schemaRefs>
+</ds:datastoreItem>
+</file>
+
+<file path=customXml/itemProps3.xml><?xml version="1.0" encoding="utf-8"?>
+<ds:datastoreItem xmlns:ds="http://schemas.openxmlformats.org/officeDocument/2006/customXml" ds:itemID="{D8C59911-B8CF-4E65-85D4-EDBFFB978997}">
+  <ds:schemaRefs>
+    <ds:schemaRef ds:uri="http://schemas.microsoft.com/office/2006/metadata/properties"/>
+    <ds:schemaRef ds:uri="http://schemas.microsoft.com/office/infopath/2007/PartnerControls"/>
+    <ds:schemaRef ds:uri="http://schemas.microsoft.com/sharepoint/v3"/>
+  </ds:schemaRefs>
+</ds:datastoreItem>
+</file>
+
 <file path=docMetadata/LabelInfo.xml><?xml version="1.0" encoding="utf-8"?>
 <clbl:labelList xmlns:clbl="http://schemas.microsoft.com/office/2020/mipLabelMetadata">
   <clbl:label id="{70a07044-407a-4ca5-9e08-ee415ca1b2b7}" enabled="1" method="Standard" siteId="{0f1f44f2-4b9e-49ad-8539-773ba2bb33f6}" removed="0"/>
